--- a/wordprojectfiles/Lastname_Firstname_Resume_Template.docx
+++ b/wordprojectfiles/Lastname_Firstname_Resume_Template.docx
@@ -126,7 +126,7 @@
     </w:p>
     <w:sectPr>
       <w:pgSz w:w="12240" w:h="15840"/>
-      <w:pgMar w:top="1440" w:right="1800" w:bottom="1440" w:left="1800" w:header="720" w:footer="720" w:gutter="0"/>
+      <w:pgMar w:top="720" w:right="720" w:bottom="720" w:left="720" w:header="720" w:footer="720" w:gutter="0"/>
       <w:cols w:space="720"/>
       <w:docGrid w:linePitch="360"/>
     </w:sectPr>
@@ -497,6 +497,13 @@
     <w:name w:val="Normal"/>
     <w:qFormat/>
     <w:rsid w:val="00FC693F"/>
+    <w:pPr>
+      <w:spacing w:lineRule="auto" w:line="276" w:after="120"/>
+    </w:pPr>
+    <w:rPr>
+      <w:rFonts w:ascii="Calibri" w:hAnsi="Calibri"/>
+      <w:sz w:val="22"/>
+    </w:rPr>
   </w:style>
   <w:style w:type="paragraph" w:styleId="Header">
     <w:name w:val="header"/>
@@ -553,11 +560,11 @@
     <w:pPr>
       <w:keepNext/>
       <w:keepLines/>
-      <w:spacing w:before="480" w:after="0"/>
+      <w:spacing w:before="200" w:after="80"/>
       <w:outlineLvl w:val="0"/>
     </w:pPr>
     <w:rPr>
-      <w:rFonts w:asciiTheme="majorHAnsi" w:eastAsiaTheme="majorEastAsia" w:hAnsiTheme="majorHAnsi" w:cstheme="majorBidi"/>
+      <w:rFonts w:asciiTheme="majorHAnsi" w:eastAsiaTheme="majorEastAsia" w:hAnsiTheme="majorHAnsi" w:cstheme="majorBidi" w:ascii="Calibri" w:hAnsi="Calibri"/>
       <w:b/>
       <w:bCs/>
       <w:color w:val="365F91" w:themeColor="accent1" w:themeShade="BF"/>
@@ -846,11 +853,11 @@
       <w:contextualSpacing/>
     </w:pPr>
     <w:rPr>
-      <w:rFonts w:asciiTheme="majorHAnsi" w:eastAsiaTheme="majorEastAsia" w:hAnsiTheme="majorHAnsi" w:cstheme="majorBidi"/>
+      <w:rFonts w:asciiTheme="majorHAnsi" w:eastAsiaTheme="majorEastAsia" w:hAnsiTheme="majorHAnsi" w:cstheme="majorBidi" w:ascii="Calibri" w:hAnsi="Calibri"/>
       <w:color w:val="17365D" w:themeColor="text2" w:themeShade="BF"/>
       <w:spacing w:val="5"/>
       <w:kern w:val="28"/>
-      <w:sz w:val="52"/>
+      <w:sz w:val="36"/>
       <w:szCs w:val="52"/>
     </w:rPr>
   </w:style>

--- a/wordprojectfiles/Lastname_Firstname_Resume_Template.docx
+++ b/wordprojectfiles/Lastname_Firstname_Resume_Template.docx
@@ -22,7 +22,7 @@
     </w:p>
     <w:p>
       <w:r>
-        <w:t>Target Role: Customer Support Intern</w:t>
+        <w:t>Target Role: Customer Service Associate (Part-Time)</w:t>
       </w:r>
     </w:p>
     <w:p>
@@ -35,7 +35,7 @@
     </w:p>
     <w:p>
       <w:r>
-        <w:t>Service-focused high school senior seeking a Customer Support Intern role. Strong in customer communication, ticket documentation, and issue resolution with experience supporting students in a fast-paced school help desk environment.</w:t>
+        <w:t>Service-focused high school senior seeking a Customer Service Associate first-job opportunity. Strong in customer communication, problem solving, and teamwork with experience supporting students and families through school and community volunteer roles.</w:t>
       </w:r>
     </w:p>
     <w:p>
@@ -76,22 +76,22 @@
     </w:p>
     <w:p>
       <w:r>
-        <w:t>Student Tech Help Desk Volunteer | Westbrook High School | 2025–Present</w:t>
+        <w:t>Student Front Office Volunteer | Westbrook High School | 2025–Present</w:t>
       </w:r>
     </w:p>
     <w:p>
       <w:r>
-        <w:t>• Assisted 40+ students and staff with login, Chromebook, and account-access issues, improving same-day resolution times during peak periods.</w:t>
+        <w:t>• Greeted students, families, and visitors and helped direct questions to the correct office staff during busy periods.</w:t>
       </w:r>
     </w:p>
     <w:p>
       <w:r>
-        <w:t>• Logged support requests and fixes in a shared tracker to keep records accurate and improve handoff between team members.</w:t>
+        <w:t>• Answered phones, recorded messages, and supported check-in tasks while keeping records accurate and organized.</w:t>
       </w:r>
     </w:p>
     <w:p>
       <w:r>
-        <w:t>• Explained technical steps in clear, user-friendly language and maintained a professional, calm tone during high-volume support periods.</w:t>
+        <w:t>• Provided friendly, clear communication and stayed calm while helping multiple people in a fast-paced environment.</w:t>
       </w:r>
     </w:p>
     <w:p>
@@ -117,6 +117,35 @@
     <w:p>
       <w:r>
         <w:t>• Supported middle-school students with weekly homework and basic computer-skills practice in one-on-one and small-group sessions.</w:t>
+      </w:r>
+    </w:p>
+    <w:p>
+      <w:r>
+        <w:t>Certifications:</w:t>
+      </w:r>
+    </w:p>
+    <w:p>
+      <w:pPr>
+        <w:pStyle w:val="ListBullet"/>
+      </w:pPr>
+      <w:r>
+        <w:t>Google IT Support Professional Certificate (in progress) — 2026</w:t>
+      </w:r>
+    </w:p>
+    <w:p>
+      <w:pPr>
+        <w:pStyle w:val="ListBullet"/>
+      </w:pPr>
+      <w:r>
+        <w:t>Microsoft Office Specialist: Word Associate (Office 2019) — 2025</w:t>
+      </w:r>
+    </w:p>
+    <w:p>
+      <w:pPr>
+        <w:pStyle w:val="ListBullet"/>
+      </w:pPr>
+      <w:r>
+        <w:t>CPR/First Aid Certification (American Red Cross) — 2025</w:t>
       </w:r>
     </w:p>
     <w:p>
